--- a/hin/docx/13.content.docx
+++ b/hin/docx/13.content.docx
@@ -136,13 +136,6 @@
         <w:rPr>
           <w:lang w:val="hi_IN" w:bidi="hi_IN"/>
         </w:rPr>
-      </w:r>
-      <w:r>
-        <w:rPr>
-          <w:i/>
-          <w:lang w:val="hi_IN" w:bidi="hi_IN"/>
-        </w:rPr>
-        <w:t>1 इतिहास 1:10, 1 इतिहास 1:19, 1 इतिहास 1:43, 1 इतिहास 2:3, 1 इतिहास 2:7, 1 इतिहास 2:13–14, 1 इतिहास 3:4, 1 इतिहास 3:16, 1 इतिहास 4:9–10, 1 इतिहास 4:10, 1 इतिहास 4:27, 1 इतिहास 4:39–40, 1 इतिहास 5:1, 1 इतिहास 5:2, 1 इतिहास 5:6, 1 इतिहास 5:18, 1 इतिहास 5:20, 1 इतिहास 5:22, 1 इतिहास 5:23–24, 1 इतिहास 5:25–26, 1 इतिहास 6:15, 1 इतिहास 6:31, 1 इतिहास 6:32, 1 इतिहास 6:48, 1 इतिहास 6:49, 1 इतिहास 6:49 (#2), 1 इतिहास 6:64–65, 1 इतिहास 7:2, 1 इतिहास 7:5, 1 इतिहास 7:6–7, 1 इतिहास 7:14, 1 इतिहास 7:21–22, 1 इतिहास 7:23, 1 इतिहास 7:27, 1 इतिहास 7:28, 1 इतिहास 7:40, 1 इतिहास 8:6, 1 इतिहास 8:13, 1 इतिहास 8:28, 1 इतिहास 8:32, 1 इतिहास 8:33, 1 इतिहास 8:39–40, 1 इतिहास 9:1, 1 इतिहास 9:1 (#2), 1 इतिहास 9:2, 1 इतिहास 9:11, 1 इतिहास 9:13, 1 इतिहास 9:17–18, 1 इतिहास 9:19, 1 इतिहास 9:21, 1 इतिहास 9:22–24, 1 इतिहास 9:26–27, 1 इतिहास 9:28–29, 1 इतिहास 9:32, 1 इतिहास 9:33, 1 इतिहास 10:1–2, 1 इतिहास 10:4, 1 इतिहास 10:4 (#2), 1 इतिहास 10:5, 1 इतिहास 10:7, 1 इतिहास 10:9–10, 1 इतिहास 10:11–12, 1 इतिहास 10:13–14, 1 इतिहास 10:14, 1 इतिहास 11:1–3, 1 इतिहास 11:4–6, 1 इतिहास 11:7–9, 1 इतिहास 11:11, 1 इतिहास 11:12–14, 1 इतिहास 11:17, 1 इतिहास 11:18, 1 इतिहास 11:19, 1 इतिहास 11:20–21, 1 इतिहास 11:22–23, 1 इतिहास 11:24–25, 1 इतिहास 11:26, 1 इतिहास 12:1–2, 1 इतिहास 12:8, 1 इतिहास 12:14–15, 1 इतिहास 12:16–17, 1 इतिहास 12:18, 1 इतिहास 12:19, 1 इतिहास 12:21, 1 इतिहास 12:23, 1 इतिहास 12:28, 1 इतिहास 12:32, 1 इतिहास 12:38, 1 इतिहास 12:39, 1 इतिहास 13:1–2, 1 इतिहास 13:2–4, 1 इतिहास 13:7–8, 1 इतिहास 13:9, 1 इतिहास 13:11, 1 इतिहास 13:12–13, 1 इतिहास 13:14, 1 इतिहास 14:1–2, 1 इतिहास 14:3, 1 इतिहास 14:8, 1 इतिहास 14:10, 1 इतिहास 14:12, 1 इतिहास 14:13–14, 1 इतिहास 14:15, 1 इतिहास 14:17, 1 इतिहास 15:2, 1 इतिहास 15:3, 1 इतिहास 15:4, 1 इतिहास 15:12, 1 इतिहास 15:14, 1 इतिहास 15:15, 1 इतिहास 15:16, 1 इतिहास 15:26, 1 इतिहास 15:27, 1 इतिहास 15:28, 1 इतिहास 15:29, 1 इतिहास 16:1, 1 इतिहास 16:2–3, 1 इतिहास 16:4, 1 इतिहास 16:7, 1 इतिहास 16:9, 1 इतिहास 16:10–11, 1 इतिहास 16:12–14, 1 इतिहास 16:15–16, 1 इतिहास 16:18, 1 इतिहास 16:19–21, 1 इतिहास 16:23–24, 1 इतिहास 16:25–26, 1 इतिहास 16:28, 1 इतिहास 16:31, 1 इतिहास 16:33, 1 इतिहास 16:35, 1 इतिहास 16:36, 1 इतिहास 16:40, 1 इतिहास 16:43, 1 इतिहास 17:1, 1 इतिहास 17:3, 1 इतिहास 17:7, 1 इतिहास 17:8, 1 इतिहास 17:9, 1 इतिहास 17:11–12, 1 इतिहास 17:14, 1 इतिहास 17:17–18, 1 इतिहास 17:21, 1 इतिहास 17:23, 1 इतिहास 17:26–27, 1 इतिहास 18:1–2, 1 इतिहास 18:3–4, 1 इतिहास 18:5–6, 1 इतिहास 18:8, 1 इतिहास 18:9–11, 1 इतिहास 18:12–13, 1 इतिहास 18:17, 1 इतिहास 19:1–2, 1 इतिहास 19:3, 1 इतिहास 19:4–5, 1 इतिहास 19:6–7, 1 इतिहास 19:8, 1 इतिहास 19:10–11, 1 इतिहास 19:12–13, 1 इतिहास 19:14–15, 1 इतिहास 19:16–17, 1 इतिहास 19:18–19, 1 इतिहास 20:1, 1 इतिहास 20:2–3, 1 इतिहास 20:6–8, 1 इतिहास 21:1–2, 1 इतिहास 21:3, 1 इतिहास 21:4–5, 1 इतिहास 21:7, 1 इतिहास 21:8, 1 इतिहास 21:9–10, 1 इतिहास 21:11–12, 1 इतिहास 21:13, 1 इतिहास 21:14–15, 1 इतिहास 21:16–17, 1 इतिहास 21:18–19, 1 इतिहास 21:20, 1 इतिहास 21:21–22, 1 इतिहास 21:23–24, 1 इतिहास 21:25–27, 1 इतिहास 21:29–30, 1 इतिहास 22:1–2, 1 इतिहास 22:3–5, 1 इतिहास 22:6–8, 1 इतिहास 22:9–10, 1 इतिहास 22:13, 1 इतिहास 22:14, 1 इतिहास 22:19, 1 इतिहास 23:1–3, 1 इतिहास 23:4–6, 1 इतिहास 23:13, 1 इतिहास 23:25–26, 1 इतिहास 23:30–31, 1 इतिहास 24:5, 1 इतिहास 24:19, 1 इतिहास 24:31, 1 इतिहास 25:1, 1 इतिहास 25:3, 1 इतिहास 25:3 (#2), 1 इतिहास 25:8, 1 इतिहास 26:8, 1 इतिहास 26:10, 1 इतिहास 26:12, 1 इतिहास 26:15, 1 इतिहास 26:20, 1 इतिहास 26:27, 1 इतिहास 26:29, 1 इतिहास 27:1, 1 इतिहास 27:1 (#2), 1 इतिहास 27:23, 1 इतिहास 27:25, 1 इतिहास 27:28, 1 इतिहास 27:32, 1 इतिहास 28:3, 1 इतिहास 28:5, 1 इतिहास 28:7, 1 इतिहास 28:8, 1 इतिहास 28:9, 1 इतिहास 28:9 (#2), 1 इतिहास 28:12, 1 इतिहास 28:13, 1 इतिहास 28:19, 1 इतिहास 28:20, 1 इतिहास 28:21, 1 इतिहास 29:1, 1 इतिहास 29:3, 1 इतिहास 29:6, 1 इतिहास 29:9, 1 इतिहास 29:11, 1 इतिहास 29:12, 1 इतिहास 29:14, 1 इतिहास 29:17, 1 इतिहास 29:17 (#2), 1 इतिहास 29:20, 1 इतिहास 29:22, 1 इतिहास 29:25, 1 इतिहास 29:28, 1 इतिहास 29:30</w:t>
       </w:r>
       <w:r>
         <w:rPr>

--- a/hin/docx/13.content.docx
+++ b/hin/docx/13.content.docx
@@ -123,19 +123,6 @@
           <w:lang w:val="hi_IN" w:bidi="hi_IN"/>
         </w:rPr>
         <w:t>1CH</w:t>
-      </w:r>
-      <w:r>
-        <w:rPr>
-          <w:lang w:val="hi_IN" w:bidi="hi_IN"/>
-        </w:rPr>
-      </w:r>
-    </w:p>
-    <w:p>
-      <w:pPr/>
-      <w:r>
-        <w:rPr>
-          <w:lang w:val="hi_IN" w:bidi="hi_IN"/>
-        </w:rPr>
       </w:r>
       <w:r>
         <w:rPr>

--- a/hin/docx/13.content.docx
+++ b/hin/docx/13.content.docx
@@ -19,7 +19,7 @@
         <w:rPr>
           <w:lang w:val="hi_IN" w:bidi="hi_IN"/>
         </w:rPr>
-        <w:t>Resource: अनुवाद प्रश्न (unfoldingWord)</w:t>
+        <w:t>Resource: unfoldingWord® Translation Questions</w:t>
       </w:r>
       <w:r>
         <w:rPr>
@@ -85,7 +85,7 @@
         <w:rPr>
           <w:lang w:val="hi_IN" w:bidi="hi_IN"/>
         </w:rPr>
-        <w:t>अनुवाद प्रश्न (unfoldingWord)</w:t>
+        <w:t>unfoldingWord® Translation Questions</w:t>
       </w:r>
     </w:p>
     <w:p>
